--- a/Backend/Director_Disclosure/Output_Disclosures/2024-25/ADANI_SPORTSLINE_PRIVATE_LIMITED/DIR-8/DIR8_PRANAV_VINOD_ADANI_00008457.docx
+++ b/Backend/Director_Disclosure/Output_Disclosures/2024-25/ADANI_SPORTSLINE_PRIVATE_LIMITED/DIR-8/DIR8_PRANAV_VINOD_ADANI_00008457.docx
@@ -480,6 +480,146 @@
                 <w:b w:val="0"/>
                 <w:sz w:val="23"/>
               </w:rPr>
+              <w:t>DIRK TRADE AND LOGISTICS LLP</w:t>
+            </w:r>
+          </w:p>
+        </w:tc>
+        <w:tc>
+          <w:tcPr>
+            <w:tcW w:type="dxa" w:w="2610"/>
+          </w:tcPr>
+          <w:p>
+            <w:pPr>
+              <w:spacing w:after="0"/>
+              <w:jc w:val="center"/>
+            </w:pPr>
+            <w:r>
+              <w:rPr>
+                <w:rFonts w:ascii="Adani" w:hAnsi="Adani" w:eastAsia="Adani" w:cs="Adani"/>
+                <w:b w:val="0"/>
+                <w:sz w:val="23"/>
+              </w:rPr>
+              <w:t>01/05/2023</w:t>
+            </w:r>
+          </w:p>
+        </w:tc>
+        <w:tc>
+          <w:tcPr>
+            <w:tcW w:type="dxa" w:w="2250"/>
+          </w:tcPr>
+          <w:p>
+            <w:pPr>
+              <w:spacing w:after="0"/>
+              <w:jc w:val="center"/>
+            </w:pPr>
+          </w:p>
+        </w:tc>
+      </w:tr>
+      <w:tr>
+        <w:tc>
+          <w:tcPr>
+            <w:tcW w:type="dxa" w:w="636"/>
+          </w:tcPr>
+          <w:p>
+            <w:pPr>
+              <w:spacing w:after="0"/>
+              <w:ind w:left="360"/>
+            </w:pPr>
+            <w:r>
+              <w:rPr>
+                <w:rFonts w:ascii="Adani" w:hAnsi="Adani" w:eastAsia="Adani" w:cs="Adani"/>
+                <w:b w:val="0"/>
+                <w:sz w:val="23"/>
+              </w:rPr>
+              <w:t>4</w:t>
+            </w:r>
+          </w:p>
+        </w:tc>
+        <w:tc>
+          <w:tcPr>
+            <w:tcW w:type="dxa" w:w="3864"/>
+          </w:tcPr>
+          <w:p>
+            <w:pPr>
+              <w:spacing w:after="0"/>
+              <w:jc w:val="both"/>
+            </w:pPr>
+            <w:r>
+              <w:rPr>
+                <w:rFonts w:ascii="Adani" w:hAnsi="Adani" w:eastAsia="Adani" w:cs="Adani"/>
+                <w:b w:val="0"/>
+                <w:sz w:val="23"/>
+              </w:rPr>
+              <w:t>ADANI TRADE AND LOGISTICS LLP</w:t>
+            </w:r>
+          </w:p>
+        </w:tc>
+        <w:tc>
+          <w:tcPr>
+            <w:tcW w:type="dxa" w:w="2610"/>
+          </w:tcPr>
+          <w:p>
+            <w:pPr>
+              <w:spacing w:after="0"/>
+              <w:jc w:val="center"/>
+            </w:pPr>
+            <w:r>
+              <w:rPr>
+                <w:rFonts w:ascii="Adani" w:hAnsi="Adani" w:eastAsia="Adani" w:cs="Adani"/>
+                <w:b w:val="0"/>
+                <w:sz w:val="23"/>
+              </w:rPr>
+              <w:t>18/04/2023</w:t>
+            </w:r>
+          </w:p>
+        </w:tc>
+        <w:tc>
+          <w:tcPr>
+            <w:tcW w:type="dxa" w:w="2250"/>
+          </w:tcPr>
+          <w:p>
+            <w:pPr>
+              <w:spacing w:after="0"/>
+              <w:jc w:val="center"/>
+            </w:pPr>
+          </w:p>
+        </w:tc>
+      </w:tr>
+      <w:tr>
+        <w:tc>
+          <w:tcPr>
+            <w:tcW w:type="dxa" w:w="636"/>
+          </w:tcPr>
+          <w:p>
+            <w:pPr>
+              <w:spacing w:after="0"/>
+              <w:ind w:left="360"/>
+            </w:pPr>
+            <w:r>
+              <w:rPr>
+                <w:rFonts w:ascii="Adani" w:hAnsi="Adani" w:eastAsia="Adani" w:cs="Adani"/>
+                <w:b w:val="0"/>
+                <w:sz w:val="23"/>
+              </w:rPr>
+              <w:t>5</w:t>
+            </w:r>
+          </w:p>
+        </w:tc>
+        <w:tc>
+          <w:tcPr>
+            <w:tcW w:type="dxa" w:w="3864"/>
+          </w:tcPr>
+          <w:p>
+            <w:pPr>
+              <w:spacing w:after="0"/>
+              <w:jc w:val="both"/>
+            </w:pPr>
+            <w:r>
+              <w:rPr>
+                <w:rFonts w:ascii="Adani" w:hAnsi="Adani" w:eastAsia="Adani" w:cs="Adani"/>
+                <w:b w:val="0"/>
+                <w:sz w:val="23"/>
+              </w:rPr>
               <w:t>KARNAVATI MUSEUM OF LEADERSHIP FOUNDATION</w:t>
             </w:r>
           </w:p>
@@ -531,7 +671,77 @@
                 <w:b w:val="0"/>
                 <w:sz w:val="23"/>
               </w:rPr>
-              <w:t>4</w:t>
+              <w:t>6</w:t>
+            </w:r>
+          </w:p>
+        </w:tc>
+        <w:tc>
+          <w:tcPr>
+            <w:tcW w:type="dxa" w:w="3864"/>
+          </w:tcPr>
+          <w:p>
+            <w:pPr>
+              <w:spacing w:after="0"/>
+              <w:jc w:val="both"/>
+            </w:pPr>
+            <w:r>
+              <w:rPr>
+                <w:rFonts w:ascii="Adani" w:hAnsi="Adani" w:eastAsia="Adani" w:cs="Adani"/>
+                <w:b w:val="0"/>
+                <w:sz w:val="23"/>
+              </w:rPr>
+              <w:t>AMG MEDIA NETWORKS LIMITED</w:t>
+            </w:r>
+          </w:p>
+        </w:tc>
+        <w:tc>
+          <w:tcPr>
+            <w:tcW w:type="dxa" w:w="2610"/>
+          </w:tcPr>
+          <w:p>
+            <w:pPr>
+              <w:spacing w:after="0"/>
+              <w:jc w:val="center"/>
+            </w:pPr>
+            <w:r>
+              <w:rPr>
+                <w:rFonts w:ascii="Adani" w:hAnsi="Adani" w:eastAsia="Adani" w:cs="Adani"/>
+                <w:b w:val="0"/>
+                <w:sz w:val="23"/>
+              </w:rPr>
+              <w:t>26/04/2022</w:t>
+            </w:r>
+          </w:p>
+        </w:tc>
+        <w:tc>
+          <w:tcPr>
+            <w:tcW w:type="dxa" w:w="2250"/>
+          </w:tcPr>
+          <w:p>
+            <w:pPr>
+              <w:spacing w:after="0"/>
+              <w:jc w:val="center"/>
+            </w:pPr>
+          </w:p>
+        </w:tc>
+      </w:tr>
+      <w:tr>
+        <w:tc>
+          <w:tcPr>
+            <w:tcW w:type="dxa" w:w="636"/>
+          </w:tcPr>
+          <w:p>
+            <w:pPr>
+              <w:spacing w:after="0"/>
+              <w:ind w:left="360"/>
+            </w:pPr>
+            <w:r>
+              <w:rPr>
+                <w:rFonts w:ascii="Adani" w:hAnsi="Adani" w:eastAsia="Adani" w:cs="Adani"/>
+                <w:b w:val="0"/>
+                <w:sz w:val="23"/>
+              </w:rPr>
+              <w:t>7</w:t>
             </w:r>
           </w:p>
         </w:tc>
@@ -601,7 +811,7 @@
                 <w:b w:val="0"/>
                 <w:sz w:val="23"/>
               </w:rPr>
-              <w:t>5</w:t>
+              <w:t>8</w:t>
             </w:r>
           </w:p>
         </w:tc>
@@ -671,7 +881,7 @@
                 <w:b w:val="0"/>
                 <w:sz w:val="23"/>
               </w:rPr>
-              <w:t>6</w:t>
+              <w:t>9</w:t>
             </w:r>
           </w:p>
         </w:tc>
@@ -741,7 +951,77 @@
                 <w:b w:val="0"/>
                 <w:sz w:val="23"/>
               </w:rPr>
-              <w:t>7</w:t>
+              <w:t>10</w:t>
+            </w:r>
+          </w:p>
+        </w:tc>
+        <w:tc>
+          <w:tcPr>
+            <w:tcW w:type="dxa" w:w="3864"/>
+          </w:tcPr>
+          <w:p>
+            <w:pPr>
+              <w:spacing w:after="0"/>
+              <w:jc w:val="both"/>
+            </w:pPr>
+            <w:r>
+              <w:rPr>
+                <w:rFonts w:ascii="Adani" w:hAnsi="Adani" w:eastAsia="Adani" w:cs="Adani"/>
+                <w:b w:val="0"/>
+                <w:sz w:val="23"/>
+              </w:rPr>
+              <w:t>ADANI ADVISORY LLP</w:t>
+            </w:r>
+          </w:p>
+        </w:tc>
+        <w:tc>
+          <w:tcPr>
+            <w:tcW w:type="dxa" w:w="2610"/>
+          </w:tcPr>
+          <w:p>
+            <w:pPr>
+              <w:spacing w:after="0"/>
+              <w:jc w:val="center"/>
+            </w:pPr>
+            <w:r>
+              <w:rPr>
+                <w:rFonts w:ascii="Adani" w:hAnsi="Adani" w:eastAsia="Adani" w:cs="Adani"/>
+                <w:b w:val="0"/>
+                <w:sz w:val="23"/>
+              </w:rPr>
+              <w:t>15/06/2011</w:t>
+            </w:r>
+          </w:p>
+        </w:tc>
+        <w:tc>
+          <w:tcPr>
+            <w:tcW w:type="dxa" w:w="2250"/>
+          </w:tcPr>
+          <w:p>
+            <w:pPr>
+              <w:spacing w:after="0"/>
+              <w:jc w:val="center"/>
+            </w:pPr>
+          </w:p>
+        </w:tc>
+      </w:tr>
+      <w:tr>
+        <w:tc>
+          <w:tcPr>
+            <w:tcW w:type="dxa" w:w="636"/>
+          </w:tcPr>
+          <w:p>
+            <w:pPr>
+              <w:spacing w:after="0"/>
+              <w:ind w:left="360"/>
+            </w:pPr>
+            <w:r>
+              <w:rPr>
+                <w:rFonts w:ascii="Adani" w:hAnsi="Adani" w:eastAsia="Adani" w:cs="Adani"/>
+                <w:b w:val="0"/>
+                <w:sz w:val="23"/>
+              </w:rPr>
+              <w:t>11</w:t>
             </w:r>
           </w:p>
         </w:tc>
@@ -811,7 +1091,77 @@
                 <w:b w:val="0"/>
                 <w:sz w:val="23"/>
               </w:rPr>
-              <w:t>8</w:t>
+              <w:t>12</w:t>
+            </w:r>
+          </w:p>
+        </w:tc>
+        <w:tc>
+          <w:tcPr>
+            <w:tcW w:type="dxa" w:w="3864"/>
+          </w:tcPr>
+          <w:p>
+            <w:pPr>
+              <w:spacing w:after="0"/>
+              <w:jc w:val="both"/>
+            </w:pPr>
+            <w:r>
+              <w:rPr>
+                <w:rFonts w:ascii="Adani" w:hAnsi="Adani" w:eastAsia="Adani" w:cs="Adani"/>
+                <w:b w:val="0"/>
+                <w:sz w:val="23"/>
+              </w:rPr>
+              <w:t>ADANI CEMENTS LIMITED</w:t>
+            </w:r>
+          </w:p>
+        </w:tc>
+        <w:tc>
+          <w:tcPr>
+            <w:tcW w:type="dxa" w:w="2610"/>
+          </w:tcPr>
+          <w:p>
+            <w:pPr>
+              <w:spacing w:after="0"/>
+              <w:jc w:val="center"/>
+            </w:pPr>
+            <w:r>
+              <w:rPr>
+                <w:rFonts w:ascii="Adani" w:hAnsi="Adani" w:eastAsia="Adani" w:cs="Adani"/>
+                <w:b w:val="0"/>
+                <w:sz w:val="23"/>
+              </w:rPr>
+              <w:t>21/12/2009</w:t>
+            </w:r>
+          </w:p>
+        </w:tc>
+        <w:tc>
+          <w:tcPr>
+            <w:tcW w:type="dxa" w:w="2250"/>
+          </w:tcPr>
+          <w:p>
+            <w:pPr>
+              <w:spacing w:after="0"/>
+              <w:jc w:val="center"/>
+            </w:pPr>
+          </w:p>
+        </w:tc>
+      </w:tr>
+      <w:tr>
+        <w:tc>
+          <w:tcPr>
+            <w:tcW w:type="dxa" w:w="636"/>
+          </w:tcPr>
+          <w:p>
+            <w:pPr>
+              <w:spacing w:after="0"/>
+              <w:ind w:left="360"/>
+            </w:pPr>
+            <w:r>
+              <w:rPr>
+                <w:rFonts w:ascii="Adani" w:hAnsi="Adani" w:eastAsia="Adani" w:cs="Adani"/>
+                <w:b w:val="0"/>
+                <w:sz w:val="23"/>
+              </w:rPr>
+              <w:t>13</w:t>
             </w:r>
           </w:p>
         </w:tc>
@@ -881,7 +1231,7 @@
                 <w:b w:val="0"/>
                 <w:sz w:val="23"/>
               </w:rPr>
-              <w:t>9</w:t>
+              <w:t>14</w:t>
             </w:r>
           </w:p>
         </w:tc>
@@ -951,7 +1301,7 @@
                 <w:b w:val="0"/>
                 <w:sz w:val="23"/>
               </w:rPr>
-              <w:t>10</w:t>
+              <w:t>15</w:t>
             </w:r>
           </w:p>
         </w:tc>
@@ -1021,7 +1371,7 @@
                 <w:b w:val="0"/>
                 <w:sz w:val="23"/>
               </w:rPr>
-              <w:t>11</w:t>
+              <w:t>16</w:t>
             </w:r>
           </w:p>
         </w:tc>
@@ -1091,7 +1441,7 @@
                 <w:b w:val="0"/>
                 <w:sz w:val="23"/>
               </w:rPr>
-              <w:t>12</w:t>
+              <w:t>17</w:t>
             </w:r>
           </w:p>
         </w:tc>
@@ -1130,6 +1480,76 @@
                 <w:sz w:val="23"/>
               </w:rPr>
               <w:t>15/06/2005</w:t>
+            </w:r>
+          </w:p>
+        </w:tc>
+        <w:tc>
+          <w:tcPr>
+            <w:tcW w:type="dxa" w:w="2250"/>
+          </w:tcPr>
+          <w:p>
+            <w:pPr>
+              <w:spacing w:after="0"/>
+              <w:jc w:val="center"/>
+            </w:pPr>
+          </w:p>
+        </w:tc>
+      </w:tr>
+      <w:tr>
+        <w:tc>
+          <w:tcPr>
+            <w:tcW w:type="dxa" w:w="636"/>
+          </w:tcPr>
+          <w:p>
+            <w:pPr>
+              <w:spacing w:after="0"/>
+              <w:ind w:left="360"/>
+            </w:pPr>
+            <w:r>
+              <w:rPr>
+                <w:rFonts w:ascii="Adani" w:hAnsi="Adani" w:eastAsia="Adani" w:cs="Adani"/>
+                <w:b w:val="0"/>
+                <w:sz w:val="23"/>
+              </w:rPr>
+              <w:t>18</w:t>
+            </w:r>
+          </w:p>
+        </w:tc>
+        <w:tc>
+          <w:tcPr>
+            <w:tcW w:type="dxa" w:w="3864"/>
+          </w:tcPr>
+          <w:p>
+            <w:pPr>
+              <w:spacing w:after="0"/>
+              <w:jc w:val="both"/>
+            </w:pPr>
+            <w:r>
+              <w:rPr>
+                <w:rFonts w:ascii="Adani" w:hAnsi="Adani" w:eastAsia="Adani" w:cs="Adani"/>
+                <w:b w:val="0"/>
+                <w:sz w:val="23"/>
+              </w:rPr>
+              <w:t>ADANI PORT INFRASTRUCTURE PRIVATE LIMITE D</w:t>
+            </w:r>
+          </w:p>
+        </w:tc>
+        <w:tc>
+          <w:tcPr>
+            <w:tcW w:type="dxa" w:w="2610"/>
+          </w:tcPr>
+          <w:p>
+            <w:pPr>
+              <w:spacing w:after="0"/>
+              <w:jc w:val="center"/>
+            </w:pPr>
+            <w:r>
+              <w:rPr>
+                <w:rFonts w:ascii="Adani" w:hAnsi="Adani" w:eastAsia="Adani" w:cs="Adani"/>
+                <w:b w:val="0"/>
+                <w:sz w:val="23"/>
+              </w:rPr>
+              <w:t>22/03/2004</w:t>
             </w:r>
           </w:p>
         </w:tc>
@@ -1245,7 +1665,7 @@
           <w:b w:val="0"/>
           <w:sz w:val="23"/>
         </w:rPr>
-        <w:t xml:space="preserve">Date: 07th May, 2026</w:t>
+        <w:t xml:space="preserve">Date: 15th May, 2026</w:t>
         <w:tab/>
       </w:r>
     </w:p>

--- a/Backend/Director_Disclosure/Output_Disclosures/2024-25/ADANI_SPORTSLINE_PRIVATE_LIMITED/DIR-8/DIR8_PRANAV_VINOD_ADANI_00008457.docx
+++ b/Backend/Director_Disclosure/Output_Disclosures/2024-25/ADANI_SPORTSLINE_PRIVATE_LIMITED/DIR-8/DIR8_PRANAV_VINOD_ADANI_00008457.docx
@@ -1530,7 +1530,7 @@
                 <w:b w:val="0"/>
                 <w:sz w:val="23"/>
               </w:rPr>
-              <w:t>ADANI PORT INFRASTRUCTURE PRIVATE LIMITE D</w:t>
+              <w:t>ADANI PORT INFRASTRUCTURE PRIVATE LIMITED</w:t>
             </w:r>
           </w:p>
         </w:tc>
@@ -1665,7 +1665,7 @@
           <w:b w:val="0"/>
           <w:sz w:val="23"/>
         </w:rPr>
-        <w:t xml:space="preserve">Date: 15th May, 2026</w:t>
+        <w:t xml:space="preserve">Date: 27th May, 2026</w:t>
         <w:tab/>
       </w:r>
     </w:p>

--- a/Backend/Director_Disclosure/Output_Disclosures/2024-25/ADANI_SPORTSLINE_PRIVATE_LIMITED/DIR-8/DIR8_PRANAV_VINOD_ADANI_00008457.docx
+++ b/Backend/Director_Disclosure/Output_Disclosures/2024-25/ADANI_SPORTSLINE_PRIVATE_LIMITED/DIR-8/DIR8_PRANAV_VINOD_ADANI_00008457.docx
@@ -359,7 +359,7 @@
                 <w:b w:val="0"/>
                 <w:sz w:val="23"/>
               </w:rPr>
-              <w:t>19/12/2024</w:t>
+              <w:t>26/06/2025</w:t>
             </w:r>
           </w:p>
         </w:tc>
@@ -429,7 +429,7 @@
                 <w:b w:val="0"/>
                 <w:sz w:val="23"/>
               </w:rPr>
-              <w:t>27/09/2023</w:t>
+              <w:t>18/06/2024</w:t>
             </w:r>
           </w:p>
         </w:tc>
@@ -1110,76 +1110,6 @@
                 <w:b w:val="0"/>
                 <w:sz w:val="23"/>
               </w:rPr>
-              <w:t>ADANI CEMENTS LIMITED</w:t>
-            </w:r>
-          </w:p>
-        </w:tc>
-        <w:tc>
-          <w:tcPr>
-            <w:tcW w:type="dxa" w:w="2610"/>
-          </w:tcPr>
-          <w:p>
-            <w:pPr>
-              <w:spacing w:after="0"/>
-              <w:jc w:val="center"/>
-            </w:pPr>
-            <w:r>
-              <w:rPr>
-                <w:rFonts w:ascii="Adani" w:hAnsi="Adani" w:eastAsia="Adani" w:cs="Adani"/>
-                <w:b w:val="0"/>
-                <w:sz w:val="23"/>
-              </w:rPr>
-              <w:t>21/12/2009</w:t>
-            </w:r>
-          </w:p>
-        </w:tc>
-        <w:tc>
-          <w:tcPr>
-            <w:tcW w:type="dxa" w:w="2250"/>
-          </w:tcPr>
-          <w:p>
-            <w:pPr>
-              <w:spacing w:after="0"/>
-              <w:jc w:val="center"/>
-            </w:pPr>
-          </w:p>
-        </w:tc>
-      </w:tr>
-      <w:tr>
-        <w:tc>
-          <w:tcPr>
-            <w:tcW w:type="dxa" w:w="636"/>
-          </w:tcPr>
-          <w:p>
-            <w:pPr>
-              <w:spacing w:after="0"/>
-              <w:ind w:left="360"/>
-            </w:pPr>
-            <w:r>
-              <w:rPr>
-                <w:rFonts w:ascii="Adani" w:hAnsi="Adani" w:eastAsia="Adani" w:cs="Adani"/>
-                <w:b w:val="0"/>
-                <w:sz w:val="23"/>
-              </w:rPr>
-              <w:t>13</w:t>
-            </w:r>
-          </w:p>
-        </w:tc>
-        <w:tc>
-          <w:tcPr>
-            <w:tcW w:type="dxa" w:w="3864"/>
-          </w:tcPr>
-          <w:p>
-            <w:pPr>
-              <w:spacing w:after="0"/>
-              <w:jc w:val="both"/>
-            </w:pPr>
-            <w:r>
-              <w:rPr>
-                <w:rFonts w:ascii="Adani" w:hAnsi="Adani" w:eastAsia="Adani" w:cs="Adani"/>
-                <w:b w:val="0"/>
-                <w:sz w:val="23"/>
-              </w:rPr>
               <w:t>ADANI PROPERTIES PRIVATE LIMITED</w:t>
             </w:r>
           </w:p>
@@ -1231,7 +1161,7 @@
                 <w:b w:val="0"/>
                 <w:sz w:val="23"/>
               </w:rPr>
-              <w:t>14</w:t>
+              <w:t>13</w:t>
             </w:r>
           </w:p>
         </w:tc>
@@ -1301,77 +1231,7 @@
                 <w:b w:val="0"/>
                 <w:sz w:val="23"/>
               </w:rPr>
-              <w:t>15</w:t>
-            </w:r>
-          </w:p>
-        </w:tc>
-        <w:tc>
-          <w:tcPr>
-            <w:tcW w:type="dxa" w:w="3864"/>
-          </w:tcPr>
-          <w:p>
-            <w:pPr>
-              <w:spacing w:after="0"/>
-              <w:jc w:val="both"/>
-            </w:pPr>
-            <w:r>
-              <w:rPr>
-                <w:rFonts w:ascii="Adani" w:hAnsi="Adani" w:eastAsia="Adani" w:cs="Adani"/>
-                <w:b w:val="0"/>
-                <w:sz w:val="23"/>
-              </w:rPr>
-              <w:t>BARAMATI POWER PRIVATE LIMITED</w:t>
-            </w:r>
-          </w:p>
-        </w:tc>
-        <w:tc>
-          <w:tcPr>
-            <w:tcW w:type="dxa" w:w="2610"/>
-          </w:tcPr>
-          <w:p>
-            <w:pPr>
-              <w:spacing w:after="0"/>
-              <w:jc w:val="center"/>
-            </w:pPr>
-            <w:r>
-              <w:rPr>
-                <w:rFonts w:ascii="Adani" w:hAnsi="Adani" w:eastAsia="Adani" w:cs="Adani"/>
-                <w:b w:val="0"/>
-                <w:sz w:val="23"/>
-              </w:rPr>
-              <w:t>21/10/2008</w:t>
-            </w:r>
-          </w:p>
-        </w:tc>
-        <w:tc>
-          <w:tcPr>
-            <w:tcW w:type="dxa" w:w="2250"/>
-          </w:tcPr>
-          <w:p>
-            <w:pPr>
-              <w:spacing w:after="0"/>
-              <w:jc w:val="center"/>
-            </w:pPr>
-          </w:p>
-        </w:tc>
-      </w:tr>
-      <w:tr>
-        <w:tc>
-          <w:tcPr>
-            <w:tcW w:type="dxa" w:w="636"/>
-          </w:tcPr>
-          <w:p>
-            <w:pPr>
-              <w:spacing w:after="0"/>
-              <w:ind w:left="360"/>
-            </w:pPr>
-            <w:r>
-              <w:rPr>
-                <w:rFonts w:ascii="Adani" w:hAnsi="Adani" w:eastAsia="Adani" w:cs="Adani"/>
-                <w:b w:val="0"/>
-                <w:sz w:val="23"/>
-              </w:rPr>
-              <w:t>16</w:t>
+              <w:t>14</w:t>
             </w:r>
           </w:p>
         </w:tc>
@@ -1441,7 +1301,7 @@
                 <w:b w:val="0"/>
                 <w:sz w:val="23"/>
               </w:rPr>
-              <w:t>17</w:t>
+              <w:t>15</w:t>
             </w:r>
           </w:p>
         </w:tc>
@@ -1480,76 +1340,6 @@
                 <w:sz w:val="23"/>
               </w:rPr>
               <w:t>15/06/2005</w:t>
-            </w:r>
-          </w:p>
-        </w:tc>
-        <w:tc>
-          <w:tcPr>
-            <w:tcW w:type="dxa" w:w="2250"/>
-          </w:tcPr>
-          <w:p>
-            <w:pPr>
-              <w:spacing w:after="0"/>
-              <w:jc w:val="center"/>
-            </w:pPr>
-          </w:p>
-        </w:tc>
-      </w:tr>
-      <w:tr>
-        <w:tc>
-          <w:tcPr>
-            <w:tcW w:type="dxa" w:w="636"/>
-          </w:tcPr>
-          <w:p>
-            <w:pPr>
-              <w:spacing w:after="0"/>
-              <w:ind w:left="360"/>
-            </w:pPr>
-            <w:r>
-              <w:rPr>
-                <w:rFonts w:ascii="Adani" w:hAnsi="Adani" w:eastAsia="Adani" w:cs="Adani"/>
-                <w:b w:val="0"/>
-                <w:sz w:val="23"/>
-              </w:rPr>
-              <w:t>18</w:t>
-            </w:r>
-          </w:p>
-        </w:tc>
-        <w:tc>
-          <w:tcPr>
-            <w:tcW w:type="dxa" w:w="3864"/>
-          </w:tcPr>
-          <w:p>
-            <w:pPr>
-              <w:spacing w:after="0"/>
-              <w:jc w:val="both"/>
-            </w:pPr>
-            <w:r>
-              <w:rPr>
-                <w:rFonts w:ascii="Adani" w:hAnsi="Adani" w:eastAsia="Adani" w:cs="Adani"/>
-                <w:b w:val="0"/>
-                <w:sz w:val="23"/>
-              </w:rPr>
-              <w:t>ADANI PORT INFRASTRUCTURE PRIVATE LIMITED</w:t>
-            </w:r>
-          </w:p>
-        </w:tc>
-        <w:tc>
-          <w:tcPr>
-            <w:tcW w:type="dxa" w:w="2610"/>
-          </w:tcPr>
-          <w:p>
-            <w:pPr>
-              <w:spacing w:after="0"/>
-              <w:jc w:val="center"/>
-            </w:pPr>
-            <w:r>
-              <w:rPr>
-                <w:rFonts w:ascii="Adani" w:hAnsi="Adani" w:eastAsia="Adani" w:cs="Adani"/>
-                <w:b w:val="0"/>
-                <w:sz w:val="23"/>
-              </w:rPr>
-              <w:t>22/03/2004</w:t>
             </w:r>
           </w:p>
         </w:tc>
@@ -1665,7 +1455,7 @@
           <w:b w:val="0"/>
           <w:sz w:val="23"/>
         </w:rPr>
-        <w:t xml:space="preserve">Date: 27th May, 2026</w:t>
+        <w:t xml:space="preserve">Date: 08th June, 2026</w:t>
         <w:tab/>
       </w:r>
     </w:p>
